--- a/ИД/Завзаказ/1269/1269_Юр-Пак.docx
+++ b/ИД/Завзаказ/1269/1269_Юр-Пак.docx
@@ -197,7 +197,6 @@
                 <w:lang w:val="uk-UA"/>
               </w:rPr>
             </w:pPr>
-            <w:proofErr w:type="spellStart"/>
             <w:r>
               <w:rPr>
                 <w:rFonts w:ascii="ISOCPEUR" w:eastAsia="ISOCPEUR" w:hAnsi="ISOCPEUR" w:cs="ISOCPEUR"/>
@@ -207,7 +206,6 @@
               </w:rPr>
               <w:t>Юрпак</w:t>
             </w:r>
-            <w:proofErr w:type="spellEnd"/>
           </w:p>
         </w:tc>
         <w:tc>
@@ -397,7 +395,6 @@
               </w:rPr>
               <w:t>"</w:t>
             </w:r>
-            <w:proofErr w:type="spellStart"/>
             <w:r>
               <w:rPr>
                 <w:rFonts w:ascii="ISOCPEUR" w:eastAsia="ISOCPEUR" w:hAnsi="ISOCPEUR" w:cs="ISOCPEUR"/>
@@ -407,7 +404,6 @@
               </w:rPr>
               <w:t>Юрпак</w:t>
             </w:r>
-            <w:proofErr w:type="spellEnd"/>
             <w:r>
               <w:rPr>
                 <w:rFonts w:ascii="ISOCPEUR" w:eastAsia="ISOCPEUR" w:hAnsi="ISOCPEUR" w:cs="ISOCPEUR"/>
@@ -456,7 +452,6 @@
                 <w:szCs w:val="20"/>
               </w:rPr>
             </w:pPr>
-            <w:proofErr w:type="spellStart"/>
             <w:r>
               <w:rPr>
                 <w:rFonts w:ascii="ISOCPEUR" w:eastAsia="ISOCPEUR" w:hAnsi="ISOCPEUR" w:cs="ISOCPEUR"/>
@@ -465,7 +460,6 @@
               </w:rPr>
               <w:t>паперова</w:t>
             </w:r>
-            <w:proofErr w:type="spellEnd"/>
           </w:p>
         </w:tc>
         <w:tc>
@@ -485,7 +479,6 @@
                 <w:szCs w:val="20"/>
               </w:rPr>
             </w:pPr>
-            <w:proofErr w:type="spellStart"/>
             <w:r>
               <w:rPr>
                 <w:rFonts w:ascii="ISOCPEUR" w:eastAsia="ISOCPEUR" w:hAnsi="ISOCPEUR" w:cs="ISOCPEUR"/>
@@ -494,7 +487,6 @@
               </w:rPr>
               <w:t>електронна</w:t>
             </w:r>
-            <w:proofErr w:type="spellEnd"/>
           </w:p>
         </w:tc>
         <w:tc>
@@ -511,7 +503,6 @@
                 <w:szCs w:val="20"/>
               </w:rPr>
             </w:pPr>
-            <w:proofErr w:type="spellStart"/>
             <w:r>
               <w:rPr>
                 <w:rFonts w:ascii="ISOCPEUR" w:eastAsia="ISOCPEUR" w:hAnsi="ISOCPEUR" w:cs="ISOCPEUR"/>
@@ -520,7 +511,6 @@
               </w:rPr>
               <w:t>інше</w:t>
             </w:r>
-            <w:proofErr w:type="spellEnd"/>
           </w:p>
         </w:tc>
       </w:tr>
@@ -632,7 +622,6 @@
                 <w:lang w:val="uk-UA"/>
               </w:rPr>
             </w:pPr>
-            <w:proofErr w:type="spellStart"/>
             <w:r>
               <w:rPr>
                 <w:rFonts w:ascii="ISOCPEUR" w:eastAsia="ISOCPEUR" w:hAnsi="ISOCPEUR" w:cs="ISOCPEUR"/>
@@ -642,7 +631,6 @@
               </w:rPr>
               <w:t>Восканян</w:t>
             </w:r>
-            <w:proofErr w:type="spellEnd"/>
           </w:p>
         </w:tc>
         <w:tc>
@@ -800,34 +788,14 @@
                 <w:szCs w:val="20"/>
               </w:rPr>
             </w:pPr>
-            <w:proofErr w:type="spellStart"/>
-            <w:r>
-              <w:rPr>
-                <w:rFonts w:ascii="ISOCPEUR" w:eastAsia="ISOCPEUR" w:hAnsi="ISOCPEUR" w:cs="ISOCPEUR"/>
-                <w:sz w:val="20"/>
-                <w:szCs w:val="20"/>
-              </w:rPr>
-              <w:t>Скорочення</w:t>
-            </w:r>
-            <w:proofErr w:type="spellEnd"/>
-            <w:r>
-              <w:rPr>
-                <w:rFonts w:ascii="ISOCPEUR" w:eastAsia="ISOCPEUR" w:hAnsi="ISOCPEUR" w:cs="ISOCPEUR"/>
-                <w:sz w:val="20"/>
-                <w:szCs w:val="20"/>
-              </w:rPr>
-              <w:t xml:space="preserve"> по </w:t>
-            </w:r>
-            <w:proofErr w:type="spellStart"/>
-            <w:r>
-              <w:rPr>
-                <w:rFonts w:ascii="ISOCPEUR" w:eastAsia="ISOCPEUR" w:hAnsi="ISOCPEUR" w:cs="ISOCPEUR"/>
-                <w:sz w:val="20"/>
-                <w:szCs w:val="20"/>
-              </w:rPr>
-              <w:t>шафам</w:t>
-            </w:r>
-            <w:proofErr w:type="spellEnd"/>
+            <w:r>
+              <w:rPr>
+                <w:rFonts w:ascii="ISOCPEUR" w:eastAsia="ISOCPEUR" w:hAnsi="ISOCPEUR" w:cs="ISOCPEUR"/>
+                <w:sz w:val="20"/>
+                <w:szCs w:val="20"/>
+              </w:rPr>
+              <w:t>Скорочення по шафам</w:t>
+            </w:r>
           </w:p>
         </w:tc>
         <w:tc>
@@ -904,7 +872,6 @@
                 <w:lang w:val="uk-UA"/>
               </w:rPr>
             </w:pPr>
-            <w:proofErr w:type="spellStart"/>
             <w:r>
               <w:rPr>
                 <w:rFonts w:ascii="ISOCPEUR" w:eastAsia="ISOCPEUR" w:hAnsi="ISOCPEUR" w:cs="ISOCPEUR"/>
@@ -914,7 +881,6 @@
               </w:rPr>
               <w:t>Довгаль</w:t>
             </w:r>
-            <w:proofErr w:type="spellEnd"/>
           </w:p>
         </w:tc>
         <w:tc>
@@ -1204,7 +1170,6 @@
                 <w:szCs w:val="20"/>
               </w:rPr>
             </w:pPr>
-            <w:proofErr w:type="spellStart"/>
             <w:r>
               <w:rPr>
                 <w:rFonts w:ascii="ISOCPEUR" w:eastAsia="ISOCPEUR" w:hAnsi="ISOCPEUR" w:cs="ISOCPEUR"/>
@@ -1214,7 +1179,6 @@
               </w:rPr>
               <w:t>відповідальний</w:t>
             </w:r>
-            <w:proofErr w:type="spellEnd"/>
           </w:p>
         </w:tc>
         <w:tc>
@@ -2039,25 +2003,14 @@
                 <w:szCs w:val="20"/>
               </w:rPr>
             </w:pPr>
-            <w:proofErr w:type="spellStart"/>
-            <w:r>
-              <w:rPr>
-                <w:rFonts w:ascii="ISOCPEUR" w:eastAsia="ISOCPEUR" w:hAnsi="ISOCPEUR" w:cs="ISOCPEUR"/>
-                <w:b/>
-                <w:sz w:val="20"/>
-                <w:szCs w:val="20"/>
-              </w:rPr>
-              <w:t>Р.б</w:t>
-            </w:r>
-            <w:proofErr w:type="spellEnd"/>
-            <w:r>
-              <w:rPr>
-                <w:rFonts w:ascii="ISOCPEUR" w:eastAsia="ISOCPEUR" w:hAnsi="ISOCPEUR" w:cs="ISOCPEUR"/>
-                <w:b/>
-                <w:sz w:val="20"/>
-                <w:szCs w:val="20"/>
-              </w:rPr>
-              <w:t>.</w:t>
+            <w:r>
+              <w:rPr>
+                <w:rFonts w:ascii="ISOCPEUR" w:eastAsia="ISOCPEUR" w:hAnsi="ISOCPEUR" w:cs="ISOCPEUR"/>
+                <w:b/>
+                <w:sz w:val="20"/>
+                <w:szCs w:val="20"/>
+              </w:rPr>
+              <w:t>Р.б.</w:t>
             </w:r>
           </w:p>
         </w:tc>
@@ -2654,77 +2607,13 @@
                 <w:szCs w:val="20"/>
               </w:rPr>
             </w:pPr>
-            <w:proofErr w:type="spellStart"/>
-            <w:r>
-              <w:rPr>
-                <w:rFonts w:ascii="ISOCPEUR" w:eastAsia="ISOCPEUR" w:hAnsi="ISOCPEUR" w:cs="ISOCPEUR"/>
-                <w:sz w:val="20"/>
-                <w:szCs w:val="20"/>
-              </w:rPr>
-              <w:t>Шафа</w:t>
-            </w:r>
-            <w:proofErr w:type="spellEnd"/>
-            <w:r>
-              <w:rPr>
-                <w:rFonts w:ascii="ISOCPEUR" w:eastAsia="ISOCPEUR" w:hAnsi="ISOCPEUR" w:cs="ISOCPEUR"/>
-                <w:sz w:val="20"/>
-                <w:szCs w:val="20"/>
-              </w:rPr>
-              <w:t xml:space="preserve"> </w:t>
-            </w:r>
-            <w:proofErr w:type="spellStart"/>
-            <w:r>
-              <w:rPr>
-                <w:rFonts w:ascii="ISOCPEUR" w:eastAsia="ISOCPEUR" w:hAnsi="ISOCPEUR" w:cs="ISOCPEUR"/>
-                <w:sz w:val="20"/>
-                <w:szCs w:val="20"/>
-              </w:rPr>
-              <w:t>управління</w:t>
-            </w:r>
-            <w:proofErr w:type="spellEnd"/>
-            <w:r>
-              <w:rPr>
-                <w:rFonts w:ascii="ISOCPEUR" w:eastAsia="ISOCPEUR" w:hAnsi="ISOCPEUR" w:cs="ISOCPEUR"/>
-                <w:sz w:val="20"/>
-                <w:szCs w:val="20"/>
-              </w:rPr>
-              <w:t xml:space="preserve"> </w:t>
-            </w:r>
-            <w:proofErr w:type="spellStart"/>
-            <w:r>
-              <w:rPr>
-                <w:rFonts w:ascii="ISOCPEUR" w:eastAsia="ISOCPEUR" w:hAnsi="ISOCPEUR" w:cs="ISOCPEUR"/>
-                <w:sz w:val="20"/>
-                <w:szCs w:val="20"/>
-              </w:rPr>
-              <w:t>головним</w:t>
-            </w:r>
-            <w:proofErr w:type="spellEnd"/>
-            <w:r>
-              <w:rPr>
-                <w:rFonts w:ascii="ISOCPEUR" w:eastAsia="ISOCPEUR" w:hAnsi="ISOCPEUR" w:cs="ISOCPEUR"/>
-                <w:sz w:val="20"/>
-                <w:szCs w:val="20"/>
-              </w:rPr>
-              <w:t xml:space="preserve"> приводом та приводами </w:t>
-            </w:r>
-            <w:proofErr w:type="spellStart"/>
-            <w:r>
-              <w:rPr>
-                <w:rFonts w:ascii="ISOCPEUR" w:eastAsia="ISOCPEUR" w:hAnsi="ISOCPEUR" w:cs="ISOCPEUR"/>
-                <w:sz w:val="20"/>
-                <w:szCs w:val="20"/>
-              </w:rPr>
-              <w:t>намотування</w:t>
-            </w:r>
-            <w:proofErr w:type="spellEnd"/>
-            <w:r>
-              <w:rPr>
-                <w:rFonts w:ascii="ISOCPEUR" w:eastAsia="ISOCPEUR" w:hAnsi="ISOCPEUR" w:cs="ISOCPEUR"/>
-                <w:sz w:val="20"/>
-                <w:szCs w:val="20"/>
-              </w:rPr>
-              <w:t xml:space="preserve"> ФМ ВТ6</w:t>
+            <w:r>
+              <w:rPr>
+                <w:rFonts w:ascii="ISOCPEUR" w:eastAsia="ISOCPEUR" w:hAnsi="ISOCPEUR" w:cs="ISOCPEUR"/>
+                <w:sz w:val="20"/>
+                <w:szCs w:val="20"/>
+              </w:rPr>
+              <w:t>Шафа управління головним приводом та приводами намотування ФМ ВТ6</w:t>
             </w:r>
           </w:p>
         </w:tc>
@@ -3293,25 +3182,7 @@
                 <w:sz w:val="20"/>
                 <w:szCs w:val="20"/>
               </w:rPr>
-              <w:t xml:space="preserve">ульт </w:t>
-            </w:r>
-            <w:proofErr w:type="spellStart"/>
-            <w:r>
-              <w:rPr>
-                <w:rFonts w:ascii="ISOCPEUR" w:eastAsia="ISOCPEUR" w:hAnsi="ISOCPEUR" w:cs="ISOCPEUR"/>
-                <w:sz w:val="20"/>
-                <w:szCs w:val="20"/>
-              </w:rPr>
-              <w:t>керування</w:t>
-            </w:r>
-            <w:proofErr w:type="spellEnd"/>
-            <w:r>
-              <w:rPr>
-                <w:rFonts w:ascii="ISOCPEUR" w:eastAsia="ISOCPEUR" w:hAnsi="ISOCPEUR" w:cs="ISOCPEUR"/>
-                <w:sz w:val="20"/>
-                <w:szCs w:val="20"/>
-              </w:rPr>
-              <w:t xml:space="preserve"> </w:t>
+              <w:t xml:space="preserve">ульт керування </w:t>
             </w:r>
             <w:r>
               <w:rPr>
@@ -3522,6 +3393,22 @@
                 <w:szCs w:val="20"/>
               </w:rPr>
             </w:pPr>
+            <w:r>
+              <w:rPr>
+                <w:rFonts w:ascii="ISOCPEUR" w:eastAsia="ISOCPEUR" w:hAnsi="ISOCPEUR" w:cs="ISOCPEUR"/>
+                <w:sz w:val="20"/>
+                <w:szCs w:val="20"/>
+              </w:rPr>
+              <w:t>+</w:t>
+            </w:r>
+            <w:r>
+              <w:rPr>
+                <w:rFonts w:ascii="ISOCPEUR" w:eastAsia="ISOCPEUR" w:hAnsi="ISOCPEUR" w:cs="ISOCPEUR"/>
+                <w:sz w:val="20"/>
+                <w:szCs w:val="20"/>
+              </w:rPr>
+              <w:t>*</w:t>
+            </w:r>
           </w:p>
         </w:tc>
         <w:tc>
@@ -3670,25 +3557,7 @@
                 <w:sz w:val="20"/>
                 <w:szCs w:val="20"/>
               </w:rPr>
-              <w:t xml:space="preserve">ульт </w:t>
-            </w:r>
-            <w:proofErr w:type="spellStart"/>
-            <w:r>
-              <w:rPr>
-                <w:rFonts w:ascii="ISOCPEUR" w:eastAsia="ISOCPEUR" w:hAnsi="ISOCPEUR" w:cs="ISOCPEUR"/>
-                <w:sz w:val="20"/>
-                <w:szCs w:val="20"/>
-              </w:rPr>
-              <w:t>керування</w:t>
-            </w:r>
-            <w:proofErr w:type="spellEnd"/>
-            <w:r>
-              <w:rPr>
-                <w:rFonts w:ascii="ISOCPEUR" w:eastAsia="ISOCPEUR" w:hAnsi="ISOCPEUR" w:cs="ISOCPEUR"/>
-                <w:sz w:val="20"/>
-                <w:szCs w:val="20"/>
-              </w:rPr>
-              <w:t xml:space="preserve"> </w:t>
+              <w:t xml:space="preserve">ульт керування </w:t>
             </w:r>
             <w:r>
               <w:rPr>
@@ -3884,6 +3753,24 @@
                 <w:lang w:val="uk-UA"/>
               </w:rPr>
             </w:pPr>
+            <w:r>
+              <w:rPr>
+                <w:rFonts w:ascii="ISOCPEUR" w:eastAsia="ISOCPEUR" w:hAnsi="ISOCPEUR" w:cs="ISOCPEUR"/>
+                <w:sz w:val="20"/>
+                <w:szCs w:val="20"/>
+                <w:lang w:val="uk-UA"/>
+              </w:rPr>
+              <w:t>+</w:t>
+            </w:r>
+            <w:r>
+              <w:rPr>
+                <w:rFonts w:ascii="ISOCPEUR" w:eastAsia="ISOCPEUR" w:hAnsi="ISOCPEUR" w:cs="ISOCPEUR"/>
+                <w:sz w:val="20"/>
+                <w:szCs w:val="20"/>
+                <w:lang w:val="uk-UA"/>
+              </w:rPr>
+              <w:t>*</w:t>
+            </w:r>
           </w:p>
         </w:tc>
         <w:tc>
@@ -6885,8 +6772,43 @@
           <w:rFonts w:ascii="ISOCPEUR" w:eastAsia="ISOCPEUR" w:hAnsi="ISOCPEUR" w:cs="ISOCPEUR"/>
           <w:sz w:val="28"/>
           <w:szCs w:val="28"/>
+          <w:lang w:val="uk-UA"/>
         </w:rPr>
       </w:pPr>
+      <w:r>
+        <w:rPr>
+          <w:rFonts w:ascii="ISOCPEUR" w:eastAsia="ISOCPEUR" w:hAnsi="ISOCPEUR" w:cs="ISOCPEUR"/>
+          <w:sz w:val="28"/>
+          <w:szCs w:val="28"/>
+        </w:rPr>
+        <w:t>* розм</w:t>
+      </w:r>
+      <w:r>
+        <w:rPr>
+          <w:rFonts w:ascii="ISOCPEUR" w:eastAsia="ISOCPEUR" w:hAnsi="ISOCPEUR" w:cs="ISOCPEUR"/>
+          <w:sz w:val="28"/>
+          <w:szCs w:val="28"/>
+          <w:lang w:val="uk-UA"/>
+        </w:rPr>
+        <w:t xml:space="preserve">ір </w:t>
+      </w:r>
+      <w:r>
+        <w:rPr>
+          <w:rFonts w:ascii="ISOCPEUR" w:eastAsia="ISOCPEUR" w:hAnsi="ISOCPEUR" w:cs="ISOCPEUR"/>
+          <w:sz w:val="28"/>
+          <w:szCs w:val="28"/>
+        </w:rPr>
+        <w:t>табличк</w:t>
+      </w:r>
+      <w:r>
+        <w:rPr>
+          <w:rFonts w:ascii="ISOCPEUR" w:eastAsia="ISOCPEUR" w:hAnsi="ISOCPEUR" w:cs="ISOCPEUR"/>
+          <w:sz w:val="28"/>
+          <w:szCs w:val="28"/>
+          <w:lang w:val="uk-UA"/>
+        </w:rPr>
+        <w:t>ок 40х20</w:t>
+      </w:r>
     </w:p>
     <w:sectPr>
       <w:headerReference w:type="even" r:id="rId8"/>
